--- a/Semana04-17ABR26/EjemploPC2.docx
+++ b/Semana04-17ABR26/EjemploPC2.docx
@@ -1,6 +1,6 @@
 
 <file path=word/document.xml><?xml version="1.0" encoding="utf-8"?>
-<w:document xmlns:wpc="http://schemas.microsoft.com/office/word/2010/wordprocessingCanvas" xmlns:cx="http://schemas.microsoft.com/office/drawing/2014/chartex" xmlns:cx1="http://schemas.microsoft.com/office/drawing/2015/9/8/chartex" xmlns:cx2="http://schemas.microsoft.com/office/drawing/2015/10/21/chartex" xmlns:cx3="http://schemas.microsoft.com/office/drawing/2016/5/9/chartex" xmlns:cx4="http://schemas.microsoft.com/office/drawing/2016/5/10/chartex" xmlns:cx5="http://schemas.microsoft.com/office/drawing/2016/5/11/chartex" xmlns:cx6="http://schemas.microsoft.com/office/drawing/2016/5/12/chartex" xmlns:cx7="http://schemas.microsoft.com/office/drawing/2016/5/13/chartex" xmlns:cx8="http://schemas.microsoft.com/office/drawing/2016/5/14/chartex" xmlns:mc="http://schemas.openxmlformats.org/markup-compatibility/2006" xmlns:aink="http://schemas.microsoft.com/office/drawing/2016/ink" xmlns:am3d="http://schemas.microsoft.com/office/drawing/2017/model3d" xmlns:o="urn:schemas-microsoft-com:office:office" xmlns:oel="http://schemas.microsoft.com/office/2019/extlst" xmlns:r="http://schemas.openxmlformats.org/officeDocument/2006/relationships" xmlns:m="http://schemas.openxmlformats.org/officeDocument/2006/math" xmlns:v="urn:schemas-microsoft-com:vml" xmlns:wp14="http://schemas.microsoft.com/office/word/2010/wordprocessingDrawing" xmlns:wp="http://schemas.openxmlformats.org/drawingml/2006/wordprocessingDrawing" xmlns:w10="urn:schemas-microsoft-com:office:word" xmlns:w="http://schemas.openxmlformats.org/wordprocessingml/2006/main" xmlns:w14="http://schemas.microsoft.com/office/word/2010/wordml" xmlns:w15="http://schemas.microsoft.com/office/word/2012/wordml" xmlns:w16cex="http://schemas.microsoft.com/office/word/2018/wordml/cex" xmlns:w16cid="http://schemas.microsoft.com/office/word/2016/wordml/cid" xmlns:w16="http://schemas.microsoft.com/office/word/2018/wordml" xmlns:w16du="http://schemas.microsoft.com/office/word/2023/wordml/word16du" xmlns:w16sdtdh="http://schemas.microsoft.com/office/word/2020/wordml/sdtdatahash" xmlns:w16sdtfl="http://schemas.microsoft.com/office/word/2024/wordml/sdtformatlock" xmlns:w16se="http://schemas.microsoft.com/office/word/2015/wordml/symex" xmlns:wpg="http://schemas.microsoft.com/office/word/2010/wordprocessingGroup" xmlns:wpi="http://schemas.microsoft.com/office/word/2010/wordprocessingInk" xmlns:wne="http://schemas.microsoft.com/office/word/2006/wordml" xmlns:wps="http://schemas.microsoft.com/office/word/2010/wordprocessingShape" mc:Ignorable="w14 w15 w16se w16cid w16 w16cex w16sdtdh w16sdtfl w16du wp14">
+<w:document xmlns:wpc="http://schemas.microsoft.com/office/word/2010/wordprocessingCanvas" xmlns:cx="http://schemas.microsoft.com/office/drawing/2014/chartex" xmlns:cx1="http://schemas.microsoft.com/office/drawing/2015/9/8/chartex" xmlns:mc="http://schemas.openxmlformats.org/markup-compatibility/2006" xmlns:o="urn:schemas-microsoft-com:office:office" xmlns:r="http://schemas.openxmlformats.org/officeDocument/2006/relationships" xmlns:m="http://schemas.openxmlformats.org/officeDocument/2006/math" xmlns:v="urn:schemas-microsoft-com:vml" xmlns:wp14="http://schemas.microsoft.com/office/word/2010/wordprocessingDrawing" xmlns:wp="http://schemas.openxmlformats.org/drawingml/2006/wordprocessingDrawing" xmlns:w10="urn:schemas-microsoft-com:office:word" xmlns:w="http://schemas.openxmlformats.org/wordprocessingml/2006/main" xmlns:w14="http://schemas.microsoft.com/office/word/2010/wordml" xmlns:w15="http://schemas.microsoft.com/office/word/2012/wordml" xmlns:w16se="http://schemas.microsoft.com/office/word/2015/wordml/symex" xmlns:wpg="http://schemas.microsoft.com/office/word/2010/wordprocessingGroup" xmlns:wpi="http://schemas.microsoft.com/office/word/2010/wordprocessingInk" xmlns:wne="http://schemas.microsoft.com/office/word/2006/wordml" xmlns:wps="http://schemas.microsoft.com/office/word/2010/wordprocessingShape" mc:Ignorable="w14 w15 w16se wp14">
   <w:body>
     <w:p>
       <w:pPr>
@@ -94,7 +94,7 @@
     </w:p>
     <w:tbl>
       <w:tblPr>
-        <w:tblStyle w:val="Tablaconcuadrcula4-nfasis5"/>
+        <w:tblStyle w:val="Tabladecuadrcula4-nfasis5"/>
         <w:tblW w:w="0" w:type="auto"/>
         <w:tblLook w:val="04A0" w:firstRow="1" w:lastRow="0" w:firstColumn="1" w:lastColumn="0" w:noHBand="0" w:noVBand="1"/>
       </w:tblPr>
@@ -396,7 +396,7 @@
     </w:p>
     <w:tbl>
       <w:tblPr>
-        <w:tblStyle w:val="Tablaconcuadrcula4-nfasis5"/>
+        <w:tblStyle w:val="Tabladecuadrcula4-nfasis5"/>
         <w:tblW w:w="0" w:type="auto"/>
         <w:tblLook w:val="04A0" w:firstRow="1" w:lastRow="0" w:firstColumn="1" w:lastColumn="0" w:noHBand="0" w:noVBand="1"/>
       </w:tblPr>
@@ -563,13 +563,7 @@
               <w:rPr>
                 <w:lang w:val="es-ES"/>
               </w:rPr>
-              <w:t>ACT0</w:t>
-            </w:r>
-            <w:r>
-              <w:rPr>
-                <w:lang w:val="es-ES"/>
-              </w:rPr>
-              <w:t>2</w:t>
+              <w:t>ACT02</w:t>
             </w:r>
           </w:p>
         </w:tc>
@@ -624,13 +618,7 @@
               <w:rPr>
                 <w:lang w:val="es-ES"/>
               </w:rPr>
-              <w:t>ACT0</w:t>
-            </w:r>
-            <w:r>
-              <w:rPr>
-                <w:lang w:val="es-ES"/>
-              </w:rPr>
-              <w:t>3</w:t>
+              <w:t>ACT03</w:t>
             </w:r>
           </w:p>
         </w:tc>
@@ -682,7 +670,7 @@
     </w:p>
     <w:tbl>
       <w:tblPr>
-        <w:tblStyle w:val="Tablaconcuadrcula4-nfasis5"/>
+        <w:tblStyle w:val="Tabladecuadrcula4-nfasis5"/>
         <w:tblW w:w="0" w:type="auto"/>
         <w:tblLook w:val="04A0" w:firstRow="1" w:lastRow="0" w:firstColumn="1" w:lastColumn="0" w:noHBand="0" w:noVBand="1"/>
       </w:tblPr>
@@ -964,7 +952,7 @@
     </w:p>
     <w:tbl>
       <w:tblPr>
-        <w:tblStyle w:val="Tablaconcuadrcula4-nfasis5"/>
+        <w:tblStyle w:val="Tabladecuadrcula4-nfasis5"/>
         <w:tblW w:w="0" w:type="auto"/>
         <w:tblLook w:val="04A0" w:firstRow="1" w:lastRow="0" w:firstColumn="1" w:lastColumn="0" w:noHBand="0" w:noVBand="1"/>
       </w:tblPr>
@@ -1065,19 +1053,7 @@
               <w:rPr>
                 <w:lang w:val="es-ES"/>
               </w:rPr>
-              <w:t>R</w:t>
-            </w:r>
-            <w:r>
-              <w:rPr>
-                <w:lang w:val="es-ES"/>
-              </w:rPr>
-              <w:t>N</w:t>
-            </w:r>
-            <w:r>
-              <w:rPr>
-                <w:lang w:val="es-ES"/>
-              </w:rPr>
-              <w:t>F01</w:t>
+              <w:t>RNF01</w:t>
             </w:r>
           </w:p>
         </w:tc>
@@ -1143,19 +1119,7 @@
               <w:rPr>
                 <w:lang w:val="es-ES"/>
               </w:rPr>
-              <w:t>R</w:t>
-            </w:r>
-            <w:r>
-              <w:rPr>
-                <w:lang w:val="es-ES"/>
-              </w:rPr>
-              <w:t>N</w:t>
-            </w:r>
-            <w:r>
-              <w:rPr>
-                <w:lang w:val="es-ES"/>
-              </w:rPr>
-              <w:t>F02</w:t>
+              <w:t>RNF02</w:t>
             </w:r>
           </w:p>
         </w:tc>
@@ -1210,19 +1174,7 @@
               <w:rPr>
                 <w:lang w:val="es-ES"/>
               </w:rPr>
-              <w:t>R</w:t>
-            </w:r>
-            <w:r>
-              <w:rPr>
-                <w:lang w:val="es-ES"/>
-              </w:rPr>
-              <w:t>N</w:t>
-            </w:r>
-            <w:r>
-              <w:rPr>
-                <w:lang w:val="es-ES"/>
-              </w:rPr>
-              <w:t>F03</w:t>
+              <w:t>RNF03</w:t>
             </w:r>
           </w:p>
         </w:tc>
@@ -1274,7 +1226,7 @@
     </w:p>
     <w:tbl>
       <w:tblPr>
-        <w:tblStyle w:val="Tablaconcuadrcula4-nfasis5"/>
+        <w:tblStyle w:val="Tabladecuadrcula4-nfasis5"/>
         <w:tblW w:w="0" w:type="auto"/>
         <w:tblLook w:val="04A0" w:firstRow="1" w:lastRow="0" w:firstColumn="1" w:lastColumn="0" w:noHBand="0" w:noVBand="1"/>
       </w:tblPr>
@@ -1740,7 +1692,7 @@
       <w:r>
         <w:rPr>
           <w:noProof/>
-          <w:lang w:val="es-ES"/>
+          <w:lang w:val="en-US" w:eastAsia="en-US"/>
         </w:rPr>
         <w:drawing>
           <wp:inline distT="0" distB="0" distL="0" distR="0" wp14:anchorId="1E70B166" wp14:editId="6923AD9F">
@@ -1958,19 +1910,7 @@
         <w:rPr>
           <w:lang w:val="es-ES"/>
         </w:rPr>
-        <w:t xml:space="preserve">debe ser de </w:t>
-      </w:r>
-      <w:r>
-        <w:rPr>
-          <w:lang w:val="es-ES"/>
-        </w:rPr>
-        <w:t>género</w:t>
-      </w:r>
-      <w:r>
-        <w:rPr>
-          <w:lang w:val="es-ES"/>
-        </w:rPr>
-        <w:t xml:space="preserve"> femenino.</w:t>
+        <w:t>debe ser de género femenino.</w:t>
       </w:r>
     </w:p>
     <w:p>
@@ -2047,7 +1987,7 @@
       <w:r>
         <w:rPr>
           <w:noProof/>
-          <w:lang w:val="es-ES"/>
+          <w:lang w:val="en-US" w:eastAsia="en-US"/>
           <w14:ligatures w14:val="standardContextual"/>
         </w:rPr>
         <w:drawing>
@@ -2118,7 +2058,7 @@
       <w:r>
         <w:rPr>
           <w:noProof/>
-          <w:lang w:val="es-ES"/>
+          <w:lang w:val="en-US" w:eastAsia="en-US"/>
           <w14:ligatures w14:val="standardContextual"/>
         </w:rPr>
         <w:drawing>
@@ -2179,6 +2119,7 @@
       <w:r>
         <w:rPr>
           <w:noProof/>
+          <w:lang w:val="en-US" w:eastAsia="en-US"/>
         </w:rPr>
         <w:drawing>
           <wp:inline distT="0" distB="0" distL="0" distR="0" wp14:anchorId="68411EA7" wp14:editId="58949BD9">
@@ -2469,13 +2410,7 @@
               <w:pStyle w:val="NormalTabla"/>
             </w:pPr>
             <w:r>
-              <w:t>R</w:t>
-            </w:r>
-            <w:r>
-              <w:t>F</w:t>
-            </w:r>
-            <w:r>
-              <w:t>01</w:t>
+              <w:t>RF01</w:t>
             </w:r>
           </w:p>
         </w:tc>
@@ -2523,10 +2458,7 @@
               <w:pStyle w:val="NormalTabla"/>
             </w:pPr>
             <w:r>
-              <w:t xml:space="preserve">CU02 – </w:t>
-            </w:r>
-            <w:r>
-              <w:t>Datos del candidato</w:t>
+              <w:t>CU02 – Datos del candidato</w:t>
             </w:r>
           </w:p>
         </w:tc>
@@ -2571,13 +2503,7 @@
               </w:numPr>
             </w:pPr>
             <w:r>
-              <w:t xml:space="preserve">El actor debe tener el rol de </w:t>
-            </w:r>
-            <w:r>
-              <w:t>secretario</w:t>
-            </w:r>
-            <w:r>
-              <w:t>.</w:t>
+              <w:t>El actor debe tener el rol de secretario.</w:t>
             </w:r>
           </w:p>
           <w:p>
@@ -3073,10 +2999,7 @@
               <w:pStyle w:val="NormalTabla"/>
             </w:pPr>
             <w:r>
-              <w:t>El sistema</w:t>
-            </w:r>
-            <w:r>
-              <w:t xml:space="preserve"> emitirá una ficha de registro de plancha, con la fecha y hora de registro.</w:t>
+              <w:t>El sistema emitirá una ficha de registro de plancha, con la fecha y hora de registro.</w:t>
             </w:r>
           </w:p>
         </w:tc>
@@ -3379,11 +3302,9 @@
             <w:r>
               <w:t xml:space="preserve">Es importante indicar a la persona que </w:t>
             </w:r>
-            <w:proofErr w:type="spellStart"/>
-            <w:r>
-              <w:t>esta</w:t>
-            </w:r>
-            <w:proofErr w:type="spellEnd"/>
+            <w:r>
+              <w:t>está</w:t>
+            </w:r>
             <w:r>
               <w:t xml:space="preserve"> realizando el registro que la plancha aún no está habilitada, debe pasar los procesos de evaluación según la normativa vigente.</w:t>
             </w:r>
@@ -3391,6 +3312,36 @@
         </w:tc>
       </w:tr>
     </w:tbl>
+    <w:p>
+      <w:pPr>
+        <w:rPr>
+          <w:lang w:val="es-ES"/>
+        </w:rPr>
+      </w:pPr>
+      <w:bookmarkStart w:id="0" w:name="_GoBack"/>
+      <w:bookmarkEnd w:id="0"/>
+    </w:p>
+    <w:p>
+      <w:pPr>
+        <w:rPr>
+          <w:lang w:val="es-ES"/>
+        </w:rPr>
+      </w:pPr>
+    </w:p>
+    <w:p>
+      <w:pPr>
+        <w:rPr>
+          <w:lang w:val="es-ES"/>
+        </w:rPr>
+      </w:pPr>
+    </w:p>
+    <w:p>
+      <w:pPr>
+        <w:rPr>
+          <w:lang w:val="es-ES"/>
+        </w:rPr>
+      </w:pPr>
+    </w:p>
     <w:p>
       <w:pPr>
         <w:rPr>
@@ -3409,7 +3360,7 @@
 </file>
 
 <file path=word/numbering.xml><?xml version="1.0" encoding="utf-8"?>
-<w:numbering xmlns:wpc="http://schemas.microsoft.com/office/word/2010/wordprocessingCanvas" xmlns:cx="http://schemas.microsoft.com/office/drawing/2014/chartex" xmlns:cx1="http://schemas.microsoft.com/office/drawing/2015/9/8/chartex" xmlns:cx2="http://schemas.microsoft.com/office/drawing/2015/10/21/chartex" xmlns:cx3="http://schemas.microsoft.com/office/drawing/2016/5/9/chartex" xmlns:cx4="http://schemas.microsoft.com/office/drawing/2016/5/10/chartex" xmlns:cx5="http://schemas.microsoft.com/office/drawing/2016/5/11/chartex" xmlns:cx6="http://schemas.microsoft.com/office/drawing/2016/5/12/chartex" xmlns:cx7="http://schemas.microsoft.com/office/drawing/2016/5/13/chartex" xmlns:cx8="http://schemas.microsoft.com/office/drawing/2016/5/14/chartex" xmlns:mc="http://schemas.openxmlformats.org/markup-compatibility/2006" xmlns:aink="http://schemas.microsoft.com/office/drawing/2016/ink" xmlns:am3d="http://schemas.microsoft.com/office/drawing/2017/model3d" xmlns:o="urn:schemas-microsoft-com:office:office" xmlns:oel="http://schemas.microsoft.com/office/2019/extlst" xmlns:r="http://schemas.openxmlformats.org/officeDocument/2006/relationships" xmlns:m="http://schemas.openxmlformats.org/officeDocument/2006/math" xmlns:v="urn:schemas-microsoft-com:vml" xmlns:wp14="http://schemas.microsoft.com/office/word/2010/wordprocessingDrawing" xmlns:wp="http://schemas.openxmlformats.org/drawingml/2006/wordprocessingDrawing" xmlns:w10="urn:schemas-microsoft-com:office:word" xmlns:w="http://schemas.openxmlformats.org/wordprocessingml/2006/main" xmlns:w14="http://schemas.microsoft.com/office/word/2010/wordml" xmlns:w15="http://schemas.microsoft.com/office/word/2012/wordml" xmlns:w16cex="http://schemas.microsoft.com/office/word/2018/wordml/cex" xmlns:w16cid="http://schemas.microsoft.com/office/word/2016/wordml/cid" xmlns:w16="http://schemas.microsoft.com/office/word/2018/wordml" xmlns:w16du="http://schemas.microsoft.com/office/word/2023/wordml/word16du" xmlns:w16sdtdh="http://schemas.microsoft.com/office/word/2020/wordml/sdtdatahash" xmlns:w16sdtfl="http://schemas.microsoft.com/office/word/2024/wordml/sdtformatlock" xmlns:w16se="http://schemas.microsoft.com/office/word/2015/wordml/symex" xmlns:wpg="http://schemas.microsoft.com/office/word/2010/wordprocessingGroup" xmlns:wpi="http://schemas.microsoft.com/office/word/2010/wordprocessingInk" xmlns:wne="http://schemas.microsoft.com/office/word/2006/wordml" xmlns:wps="http://schemas.microsoft.com/office/word/2010/wordprocessingShape" mc:Ignorable="w14 w15 w16se w16cid w16 w16cex w16sdtdh w16sdtfl w16du wp14">
+<w:numbering xmlns:wpc="http://schemas.microsoft.com/office/word/2010/wordprocessingCanvas" xmlns:cx="http://schemas.microsoft.com/office/drawing/2014/chartex" xmlns:cx1="http://schemas.microsoft.com/office/drawing/2015/9/8/chartex" xmlns:mc="http://schemas.openxmlformats.org/markup-compatibility/2006" xmlns:o="urn:schemas-microsoft-com:office:office" xmlns:r="http://schemas.openxmlformats.org/officeDocument/2006/relationships" xmlns:m="http://schemas.openxmlformats.org/officeDocument/2006/math" xmlns:v="urn:schemas-microsoft-com:vml" xmlns:wp14="http://schemas.microsoft.com/office/word/2010/wordprocessingDrawing" xmlns:wp="http://schemas.openxmlformats.org/drawingml/2006/wordprocessingDrawing" xmlns:w10="urn:schemas-microsoft-com:office:word" xmlns:w="http://schemas.openxmlformats.org/wordprocessingml/2006/main" xmlns:w14="http://schemas.microsoft.com/office/word/2010/wordml" xmlns:w15="http://schemas.microsoft.com/office/word/2012/wordml" xmlns:w16se="http://schemas.microsoft.com/office/word/2015/wordml/symex" xmlns:wpg="http://schemas.microsoft.com/office/word/2010/wordprocessingGroup" xmlns:wpi="http://schemas.microsoft.com/office/word/2010/wordprocessingInk" xmlns:wne="http://schemas.microsoft.com/office/word/2006/wordml" xmlns:wps="http://schemas.microsoft.com/office/word/2010/wordprocessingShape" mc:Ignorable="w14 w15 w16se wp14">
   <w:abstractNum w:abstractNumId="0" w15:restartNumberingAfterBreak="0">
     <w:nsid w:val="00BC66A2"/>
     <w:multiLevelType w:val="hybridMultilevel"/>
@@ -3811,23 +3762,23 @@
       </w:rPr>
     </w:lvl>
   </w:abstractNum>
-  <w:num w:numId="1" w16cid:durableId="1047993717">
+  <w:num w:numId="1">
     <w:abstractNumId w:val="2"/>
   </w:num>
-  <w:num w:numId="2" w16cid:durableId="1965382153">
+  <w:num w:numId="2">
     <w:abstractNumId w:val="1"/>
   </w:num>
-  <w:num w:numId="3" w16cid:durableId="1184828912">
+  <w:num w:numId="3">
     <w:abstractNumId w:val="3"/>
   </w:num>
-  <w:num w:numId="4" w16cid:durableId="1077559906">
+  <w:num w:numId="4">
     <w:abstractNumId w:val="0"/>
   </w:num>
 </w:numbering>
 </file>
 
 <file path=word/styles.xml><?xml version="1.0" encoding="utf-8"?>
-<w:styles xmlns:mc="http://schemas.openxmlformats.org/markup-compatibility/2006" xmlns:r="http://schemas.openxmlformats.org/officeDocument/2006/relationships" xmlns:w="http://schemas.openxmlformats.org/wordprocessingml/2006/main" xmlns:w14="http://schemas.microsoft.com/office/word/2010/wordml" xmlns:w15="http://schemas.microsoft.com/office/word/2012/wordml" xmlns:w16cex="http://schemas.microsoft.com/office/word/2018/wordml/cex" xmlns:w16cid="http://schemas.microsoft.com/office/word/2016/wordml/cid" xmlns:w16="http://schemas.microsoft.com/office/word/2018/wordml" xmlns:w16du="http://schemas.microsoft.com/office/word/2023/wordml/word16du" xmlns:w16sdtdh="http://schemas.microsoft.com/office/word/2020/wordml/sdtdatahash" xmlns:w16sdtfl="http://schemas.microsoft.com/office/word/2024/wordml/sdtformatlock" xmlns:w16se="http://schemas.microsoft.com/office/word/2015/wordml/symex" mc:Ignorable="w14 w15 w16se w16cid w16 w16cex w16sdtdh w16sdtfl w16du">
+<w:styles xmlns:mc="http://schemas.openxmlformats.org/markup-compatibility/2006" xmlns:r="http://schemas.openxmlformats.org/officeDocument/2006/relationships" xmlns:w="http://schemas.openxmlformats.org/wordprocessingml/2006/main" xmlns:w14="http://schemas.microsoft.com/office/word/2010/wordml" xmlns:w15="http://schemas.microsoft.com/office/word/2012/wordml" xmlns:w16se="http://schemas.microsoft.com/office/word/2015/wordml/symex" mc:Ignorable="w14 w15 w16se">
   <w:docDefaults>
     <w:rPrDefault>
       <w:rPr>
@@ -3845,7 +3796,7 @@
       </w:pPr>
     </w:pPrDefault>
   </w:docDefaults>
-  <w:latentStyles w:defLockedState="0" w:defUIPriority="99" w:defSemiHidden="0" w:defUnhideWhenUsed="0" w:defQFormat="0" w:count="376">
+  <w:latentStyles w:defLockedState="0" w:defUIPriority="99" w:defSemiHidden="0" w:defUnhideWhenUsed="0" w:defQFormat="0" w:count="371">
     <w:lsdException w:name="Normal" w:uiPriority="0" w:qFormat="1"/>
     <w:lsdException w:name="heading 1" w:uiPriority="9" w:qFormat="1"/>
     <w:lsdException w:name="heading 2" w:semiHidden="1" w:uiPriority="9" w:unhideWhenUsed="1" w:qFormat="1"/>
@@ -4217,11 +4168,6 @@
     <w:lsdException w:name="List Table 5 Dark Accent 6" w:uiPriority="50"/>
     <w:lsdException w:name="List Table 6 Colorful Accent 6" w:uiPriority="51"/>
     <w:lsdException w:name="List Table 7 Colorful Accent 6" w:uiPriority="52"/>
-    <w:lsdException w:name="Mention" w:semiHidden="1" w:unhideWhenUsed="1"/>
-    <w:lsdException w:name="Smart Hyperlink" w:semiHidden="1" w:unhideWhenUsed="1"/>
-    <w:lsdException w:name="Hashtag" w:semiHidden="1" w:unhideWhenUsed="1"/>
-    <w:lsdException w:name="Unresolved Mention" w:semiHidden="1" w:unhideWhenUsed="1"/>
-    <w:lsdException w:name="Smart Link" w:semiHidden="1" w:unhideWhenUsed="1"/>
   </w:latentStyles>
   <w:style w:type="paragraph" w:default="1" w:styleId="Normal">
     <w:name w:val="Normal"/>
@@ -4993,7 +4939,7 @@
       </w:tblBorders>
     </w:tblPr>
   </w:style>
-  <w:style w:type="table" w:styleId="Tablaconcuadrcula4-nfasis5">
+  <w:style w:type="table" w:styleId="Tabladecuadrcula4-nfasis5">
     <w:name w:val="Grid Table 4 Accent 5"/>
     <w:basedOn w:val="Tablanormal"/>
     <w:uiPriority w:val="49"/>
